--- a/Manual_de_uso_Locking_System_v3.docx
+++ b/Manual_de_uso_Locking_System_v3.docx
@@ -54,7 +54,7 @@
         <w:rPr>
           <w:noProof/>
         </w:rPr>
-        <w:t>Actualizado: 18 de agosto de 2026</w:t>
+        <w:t xml:space="preserve">Actualizado: 15 de septiembre de 2026</w:t>
       </w:r>
     </w:p>
     <w:p>
@@ -4560,7 +4560,7 @@
         <w:rPr>
           <w:lang w:val="es-CO"/>
         </w:rPr>
-        <w:t>Ten en cuenta que el cambio no se ve de inmediato en el televisor. El fabricante indica que la habilitación y la inhabilitación pueden tardar hasta 15 minutos en aplicarse en el equipo, contados desde que la aplicación envía la orden. Que la sincronización termine con Resultado “OK” quiere decir que la orden se envió correctamente, no que el televisor ya haya cambiado: si el equipo todavía se ve igual, espera ese tiempo antes de volver a intentarlo. Estos 15 minutos son del televisor y no tienen ninguna relación con los 15 minutos de cierre de sesión por inactividad.</w:t>
+        <w:t xml:space="preserve">Ten en cuenta que el cambio no se ve de inmediato en el televisor. La habilitación y la inhabilitación se aplican de forma automática en un tiempo de 10 a 15 minutos, contados desde que la aplicación envía la orden, siempre y cuando el televisor esté conectado a una red de internet. El rendimiento o la velocidad de esa red influye en la respuesta: con una conexión lenta el cambio puede tardar más de lo indicado y, con una conexión rápida, puede tomar menos. Que la sincronización termine con Resultado “OK” quiere decir que la orden se envió correctamente, no que el televisor ya haya cambiado: si el equipo todavía se ve igual, espera ese tiempo antes de volver a intentarlo. Estos minutos son del televisor y no tienen ninguna relación con los 15 minutos de cierre de sesión por inactividad.</w:t>
       </w:r>
     </w:p>
     <w:tbl>
@@ -4602,6 +4602,49 @@
                 <w:sz w:val="20"/>
               </w:rPr>
               <w:t>Por eso el botón se llama “Guardar y sincronizar”.</w:t>
+            </w:r>
+          </w:p>
+        </w:tc>
+      </w:tr>
+    </w:tbl>
+    <w:p>
+      <w:pPr>
+        <w:spacing w:after="40"/>
+      </w:pPr>
+    </w:p>
+    <w:tbl>
+      <w:tblPr>
+        <w:tblW w:w="0" w:type="auto"/>
+        <w:jc w:val="center"/>
+        <w:tblLook w:val="04A0" w:firstRow="1" w:lastRow="0" w:firstColumn="1" w:lastColumn="0" w:noHBand="0" w:noVBand="1"/>
+      </w:tblPr>
+      <w:tblGrid>
+        <w:gridCol w:w="8640"/>
+      </w:tblGrid>
+      <w:tr>
+        <w:trPr>
+          <w:jc w:val="center"/>
+        </w:trPr>
+        <w:tc>
+          <w:tcPr>
+            <w:tcW w:w="8640" w:type="dxa"/>
+            <w:shd w:val="clear" w:color="auto" w:fill="F3F4F6"/>
+          </w:tcPr>
+          <w:p>
+            <w:r>
+              <w:rPr>
+                <w:b/>
+                <w:sz w:val="20"/>
+                <w:lang w:val="es-CO"/>
+              </w:rPr>
+              <w:t xml:space="preserve">Televisores de prueba: </w:t>
+            </w:r>
+            <w:r>
+              <w:rPr>
+                <w:sz w:val="20"/>
+                <w:lang w:val="es-CO"/>
+              </w:rPr>
+              <w:t xml:space="preserve">desde la consola de Locking System, el único televisor que toma los cambios de habilitación e inhabilitación es el TV de prueba físico (MAC 84:93:EC:87:12:71). Los registros de prueba de televisores que no están registrados en WhaleTV no existen en el portal, así que al habilitarlos o inhabilitarlos la consola los marca con Resultado “Error”. Es el comportamiento esperado y no una falla de la aplicación.</w:t>
             </w:r>
           </w:p>
         </w:tc>
@@ -5737,7 +5780,22 @@
         <w:rPr>
           <w:lang w:val="es-CO"/>
         </w:rPr>
-        <w:t>Aunque la sincronización termine, cada televisor puede tardar hasta 15 minutos en quedar habilitado o inhabilitado, según lo indicado por el fabricante.</w:t>
+        <w:t xml:space="preserve">Aunque la sincronización termine, cada televisor tarda de 10 a 15 minutos en quedar habilitado o inhabilitado, siempre que esté conectado a internet; la velocidad de la red puede hacer que tarde más o menos.</w:t>
+      </w:r>
+    </w:p>
+    <w:p>
+      <w:pPr>
+        <w:pStyle w:val="Listaconvietas"/>
+        <w:spacing w:after="60"/>
+        <w:rPr>
+          <w:lang w:val="es-CO"/>
+        </w:rPr>
+      </w:pPr>
+      <w:r>
+        <w:rPr>
+          <w:lang w:val="es-CO"/>
+        </w:rPr>
+        <w:t xml:space="preserve">Los televisores de prueba que no están registrados en WhaleTV quedarán con Resultado “Error”; solo el TV de prueba físico (84:93:EC:87:12:71) aplica el cambio (ver punto 9).</w:t>
       </w:r>
     </w:p>
     <w:tbl>
@@ -5907,6 +5965,28 @@
     </w:p>
     <w:p>
       <w:pPr>
+        <w:pStyle w:val="Listaconvietas"/>
+        <w:spacing w:after="60"/>
+        <w:rPr>
+          <w:lang w:val="es-CO"/>
+        </w:rPr>
+      </w:pPr>
+      <w:r>
+        <w:rPr>
+          <w:b/>
+          <w:lang w:val="es-CO"/>
+        </w:rPr>
+        <w:t xml:space="preserve">No está registrado en el portal WhaleTV: </w:t>
+      </w:r>
+      <w:r>
+        <w:rPr>
+          <w:lang w:val="es-CO"/>
+        </w:rPr>
+        <w:t xml:space="preserve">es el error de existencia en WhaleTV. Aparece cuando el serial o la MAC no corresponde a un televisor real registrado en el portal del fabricante, como pasa con los registros de datos de prueba.</w:t>
+      </w:r>
+    </w:p>
+    <w:p>
+      <w:pPr>
         <w:spacing w:after="120"/>
         <w:rPr>
           <w:lang w:val="es-CO"/>
@@ -5916,8 +5996,51 @@
         <w:rPr>
           <w:lang w:val="es-CO"/>
         </w:rPr>
-        <w:t>Si acabas de cambiar un estado, dale al televisor los 15 minutos que indica el fabricante antes de sacar conclusiones de la validación.</w:t>
-      </w:r>
+        <w:t xml:space="preserve">Si acabas de cambiar un estado, dale al televisor de 10 a 15 minutos (con conexión a internet) antes de sacar conclusiones de la validación.</w:t>
+      </w:r>
+    </w:p>
+    <w:tbl>
+      <w:tblPr>
+        <w:tblW w:w="0" w:type="auto"/>
+        <w:jc w:val="center"/>
+        <w:tblLook w:val="04A0" w:firstRow="1" w:lastRow="0" w:firstColumn="1" w:lastColumn="0" w:noHBand="0" w:noVBand="1"/>
+      </w:tblPr>
+      <w:tblGrid>
+        <w:gridCol w:w="8640"/>
+      </w:tblGrid>
+      <w:tr>
+        <w:trPr>
+          <w:jc w:val="center"/>
+        </w:trPr>
+        <w:tc>
+          <w:tcPr>
+            <w:tcW w:w="8640" w:type="dxa"/>
+            <w:shd w:val="clear" w:color="auto" w:fill="F3F4F6"/>
+          </w:tcPr>
+          <w:p>
+            <w:r>
+              <w:rPr>
+                <w:b/>
+                <w:sz w:val="20"/>
+                <w:lang w:val="es-CO"/>
+              </w:rPr>
+              <w:t xml:space="preserve">Datos de prueba vs. televisores reales: </w:t>
+            </w:r>
+            <w:r>
+              <w:rPr>
+                <w:sz w:val="20"/>
+                <w:lang w:val="es-CO"/>
+              </w:rPr>
+              <w:t xml:space="preserve">los registros de datos de prueba que no están asociados a un serial o una MAC real mostrarán el error de existencia en WhaleTV (“El MAC … no está registrado en el portal WhaleTV”). Para los números de serie o MAC reales registrados, como el del TV de prueba (84:93:EC:87:12:71), la validación es exitosa.</w:t>
+            </w:r>
+          </w:p>
+        </w:tc>
+      </w:tr>
+    </w:tbl>
+    <w:p>
+      <w:pPr>
+        <w:spacing w:after="40"/>
+      </w:pPr>
     </w:p>
     <w:p>
       <w:pPr>
@@ -8443,7 +8566,7 @@
         <w:rPr>
           <w:lang w:val="es-CO"/>
         </w:rPr>
-        <w:t>Es lo esperado durante los primeros minutos: el fabricante indica que la habilitación y la inhabilitación pueden tardar hasta 15 minutos en aplicarse en el televisor. Revisa que la sincronización haya quedado en “OK” y espera ese tiempo. Si pasado ese lapso el equipo sigue igual, usa “Validar” para ver cómo está realmente y, si hay diferencia, vuelve a guardar el estado desde la pantalla “Estado”.</w:t>
+        <w:t xml:space="preserve">Es lo esperado durante los primeros minutos: la habilitación y la inhabilitación se aplican de forma automática en un tiempo de 10 a 15 minutos, siempre y cuando el televisor esté conectado a internet, y la velocidad de la red puede hacer que tarde más o menos. Revisa que la sincronización haya quedado en “OK” y espera ese tiempo. Si pasado ese lapso el equipo sigue igual, confirma que tenga conexión, usa “Validar” para ver cómo está realmente y, si hay diferencia, vuelve a guardar el estado desde la pantalla “Estado”.</w:t>
       </w:r>
     </w:p>
     <w:p>
@@ -8500,7 +8623,35 @@
         <w:rPr>
           <w:lang w:val="es-CO"/>
         </w:rPr>
-        <w:t>Vuelve a entrar a la pantalla “Estado” de ese televisor y guarda de nuevo el estado. Si sigue fallando, valida el televisor para ver cómo está realmente en el portal.</w:t>
+        <w:t xml:space="preserve">Vuelve a entrar a la pantalla “Estado” de ese televisor y guarda de nuevo el estado. Si sigue fallando, valida el televisor para ver cómo está realmente en el portal. Si es un televisor de prueba que no está registrado en WhaleTV, el error es esperado (ver la pregunta siguiente).</w:t>
+      </w:r>
+    </w:p>
+    <w:p>
+      <w:pPr>
+        <w:pStyle w:val="Ttulo3"/>
+        <w:rPr>
+          <w:lang w:val="es-CO"/>
+        </w:rPr>
+      </w:pPr>
+      <w:r>
+        <w:rPr>
+          <w:lang w:val="es-CO"/>
+        </w:rPr>
+        <w:t xml:space="preserve">Me sale que el televisor “no está registrado en el portal WhaleTV”.</w:t>
+      </w:r>
+    </w:p>
+    <w:p>
+      <w:pPr>
+        <w:spacing w:after="120"/>
+        <w:rPr>
+          <w:lang w:val="es-CO"/>
+        </w:rPr>
+      </w:pPr>
+      <w:r>
+        <w:rPr>
+          <w:lang w:val="es-CO"/>
+        </w:rPr>
+        <w:t xml:space="preserve">Ese serial o esa MAC no existe en WhaleTV. Pasa con los registros de datos de prueba que no corresponden a un televisor real: al validarlos aparece el error de existencia en WhaleTV y, al habilitarlos o inhabilitarlos, la sincronización queda con Resultado “Error”. Con los televisores reales registrados en WhaleTV, como el TV de prueba físico (84:93:EC:87:12:71), la validación es exitosa y los cambios de estado sí se aplican en el equipo. Si el televisor es real, revisa que la MAC esté bien escrita con el botón “Editar”.</w:t>
       </w:r>
     </w:p>
     <w:p>
